--- a/MokoWordExample.docx
+++ b/MokoWordExample.docx
@@ -594,6 +594,14 @@
           <w:sz w:val="28"/>
           <w:szCs w:val="28"/>
         </w:rPr>
+        <w:t>в</w:t>
+      </w:r>
+      <w:r>
+        <w:rPr>
+          <w:rFonts w:ascii="Times New Roman" w:hAnsi="Times New Roman" w:cs="Times New Roman"/>
+          <w:sz w:val="28"/>
+          <w:szCs w:val="28"/>
+        </w:rPr>
         <w:t>вели</w:t>
       </w:r>
       <w:r>
@@ -614,13 +622,15 @@
           <w:rFonts w:ascii="Times New Roman" w:hAnsi="Times New Roman" w:cs="Times New Roman"/>
           <w:sz w:val="28"/>
           <w:szCs w:val="28"/>
-        </w:rPr>
-      </w:pPr>
-      <w:r>
-        <w:rPr>
-          <w:rFonts w:ascii="Times New Roman" w:hAnsi="Times New Roman" w:cs="Times New Roman"/>
-          <w:sz w:val="28"/>
-          <w:szCs w:val="28"/>
+          <w:lang w:val="en-US"/>
+        </w:rPr>
+      </w:pPr>
+      <w:r>
+        <w:rPr>
+          <w:rFonts w:ascii="Times New Roman" w:hAnsi="Times New Roman" w:cs="Times New Roman"/>
+          <w:sz w:val="28"/>
+          <w:szCs w:val="28"/>
+          <w:lang w:val="en-US"/>
         </w:rPr>
         <w:t xml:space="preserve">         </w:t>
       </w:r>
@@ -638,6 +648,7 @@
           <w:rFonts w:ascii="Times New Roman" w:hAnsi="Times New Roman" w:cs="Times New Roman"/>
           <w:sz w:val="28"/>
           <w:szCs w:val="28"/>
+          <w:lang w:val="en-US"/>
         </w:rPr>
         <w:t xml:space="preserve"> №4. </w:t>
       </w:r>
@@ -654,6 +665,7 @@
           <w:rFonts w:ascii="Times New Roman" w:hAnsi="Times New Roman" w:cs="Times New Roman"/>
           <w:sz w:val="28"/>
           <w:szCs w:val="28"/>
+          <w:lang w:val="en-US"/>
         </w:rPr>
         <w:t xml:space="preserve"> </w:t>
       </w:r>
@@ -670,6 +682,7 @@
           <w:rFonts w:ascii="Times New Roman" w:hAnsi="Times New Roman" w:cs="Times New Roman"/>
           <w:sz w:val="28"/>
           <w:szCs w:val="28"/>
+          <w:lang w:val="en-US"/>
         </w:rPr>
         <w:t xml:space="preserve">: </w:t>
       </w:r>
@@ -691,6 +704,7 @@
           <w:rFonts w:ascii="Times New Roman" w:hAnsi="Times New Roman" w:cs="Times New Roman"/>
           <w:sz w:val="28"/>
           <w:szCs w:val="28"/>
+          <w:lang w:val="en-US"/>
         </w:rPr>
         <w:t xml:space="preserve">         </w:t>
       </w:r>
@@ -728,13 +742,24 @@
       <w:pPr>
         <w:rPr>
           <w:rFonts w:ascii="Times New Roman" w:hAnsi="Times New Roman" w:cs="Times New Roman"/>
-          <w:b/>
-          <w:bCs/>
-          <w:sz w:val="28"/>
-          <w:szCs w:val="28"/>
-          <w:lang w:val="en-US"/>
-        </w:rPr>
-      </w:pPr>
+          <w:sz w:val="28"/>
+          <w:szCs w:val="28"/>
+          <w:lang w:val="en-US"/>
+        </w:rPr>
+      </w:pPr>
+      <w:r>
+        <w:rPr>
+          <w:rFonts w:ascii="Times New Roman" w:hAnsi="Times New Roman" w:cs="Times New Roman"/>
+          <w:b/>
+          <w:bCs/>
+          <w:sz w:val="28"/>
+          <w:szCs w:val="28"/>
+          <w:lang w:val="en-US"/>
+        </w:rPr>
+        <w:t xml:space="preserve">              </w:t>
+      </w:r>
+      <w:bookmarkStart w:id="4" w:name="exmessenger_3"/>
+      <w:bookmarkEnd w:id="4"/>
     </w:p>
     <w:p>
       <w:pPr>
@@ -823,6 +848,7 @@
           <w:rFonts w:ascii="Times New Roman" w:hAnsi="Times New Roman" w:cs="Times New Roman"/>
           <w:sz w:val="28"/>
           <w:szCs w:val="28"/>
+          <w:lang w:val="en-US"/>
         </w:rPr>
       </w:pPr>
       <w:r>
@@ -847,11 +873,12 @@
           <w:rFonts w:ascii="Times New Roman" w:hAnsi="Times New Roman" w:cs="Times New Roman"/>
           <w:sz w:val="28"/>
           <w:szCs w:val="28"/>
+          <w:lang w:val="en-US"/>
         </w:rPr>
         <w:t xml:space="preserve"> </w:t>
       </w:r>
-      <w:bookmarkStart w:id="4" w:name="exdriver"/>
-      <w:bookmarkEnd w:id="4"/>
+      <w:bookmarkStart w:id="5" w:name="exdriver"/>
+      <w:bookmarkEnd w:id="5"/>
     </w:p>
     <w:p>
       <w:pPr>
@@ -871,16 +898,17 @@
         </w:rPr>
         <w:t xml:space="preserve">              </w:t>
       </w:r>
-    </w:p>
-    <w:p>
-      <w:pPr>
-        <w:rPr>
-          <w:rFonts w:ascii="Times New Roman" w:hAnsi="Times New Roman" w:cs="Times New Roman"/>
-          <w:sz w:val="28"/>
-          <w:szCs w:val="28"/>
-          <w:lang w:val="en-US"/>
-        </w:rPr>
-      </w:pPr>
+      <w:r>
+        <w:rPr>
+          <w:rFonts w:ascii="Times New Roman" w:hAnsi="Times New Roman" w:cs="Times New Roman"/>
+          <w:sz w:val="28"/>
+          <w:szCs w:val="28"/>
+          <w:lang w:val="en-US"/>
+        </w:rPr>
+        <w:t xml:space="preserve"> </w:t>
+      </w:r>
+      <w:bookmarkStart w:id="6" w:name="exdriver_1"/>
+      <w:bookmarkEnd w:id="6"/>
     </w:p>
     <w:p>
       <w:pPr>
@@ -952,9 +980,17 @@
           <w:sz w:val="28"/>
           <w:szCs w:val="28"/>
         </w:rPr>
-        <w:t>Скрипт: 05_01_</w:t>
-      </w:r>
-      <w:proofErr w:type="spellStart"/>
+        <w:t>Скрипт</w:t>
+      </w:r>
+      <w:r>
+        <w:rPr>
+          <w:rFonts w:ascii="Times New Roman" w:hAnsi="Times New Roman" w:cs="Times New Roman"/>
+          <w:sz w:val="28"/>
+          <w:szCs w:val="28"/>
+          <w:lang w:val="en-US"/>
+        </w:rPr>
+        <w:t>: 05_01_</w:t>
+      </w:r>
       <w:r>
         <w:rPr>
           <w:rFonts w:ascii="Times New Roman" w:hAnsi="Times New Roman" w:cs="Times New Roman"/>
@@ -964,61 +1000,226 @@
         </w:rPr>
         <w:t>Example_utility</w:t>
       </w:r>
-      <w:proofErr w:type="spellEnd"/>
-    </w:p>
-    <w:p>
-      <w:pPr>
-        <w:rPr>
-          <w:rFonts w:ascii="Times New Roman" w:hAnsi="Times New Roman" w:cs="Times New Roman"/>
-          <w:sz w:val="28"/>
-          <w:szCs w:val="28"/>
-        </w:rPr>
-      </w:pPr>
-      <w:r>
-        <w:rPr>
-          <w:rFonts w:ascii="Times New Roman" w:hAnsi="Times New Roman" w:cs="Times New Roman"/>
-          <w:sz w:val="28"/>
-          <w:szCs w:val="28"/>
-        </w:rPr>
-        <w:t>Данные:</w:t>
-      </w:r>
-      <w:r>
-        <w:rPr>
-          <w:rFonts w:ascii="Times New Roman" w:hAnsi="Times New Roman" w:cs="Times New Roman"/>
-          <w:sz w:val="28"/>
-          <w:szCs w:val="28"/>
+    </w:p>
+    <w:p>
+      <w:pPr>
+        <w:rPr>
+          <w:rFonts w:ascii="Times New Roman" w:hAnsi="Times New Roman" w:cs="Times New Roman"/>
+          <w:sz w:val="28"/>
+          <w:szCs w:val="28"/>
+          <w:lang w:val="en-US"/>
+        </w:rPr>
+      </w:pPr>
+      <w:r>
+        <w:rPr>
+          <w:rFonts w:ascii="Times New Roman" w:hAnsi="Times New Roman" w:cs="Times New Roman"/>
+          <w:sz w:val="28"/>
+          <w:szCs w:val="28"/>
+        </w:rPr>
+        <w:t>Данные</w:t>
+      </w:r>
+      <w:r>
+        <w:rPr>
+          <w:rFonts w:ascii="Times New Roman" w:hAnsi="Times New Roman" w:cs="Times New Roman"/>
+          <w:sz w:val="28"/>
+          <w:szCs w:val="28"/>
+          <w:lang w:val="en-US"/>
+        </w:rPr>
+        <w:t>:</w:t>
+      </w:r>
+      <w:r>
+        <w:rPr>
+          <w:rFonts w:ascii="Times New Roman" w:hAnsi="Times New Roman" w:cs="Times New Roman"/>
+          <w:sz w:val="28"/>
+          <w:szCs w:val="28"/>
+          <w:lang w:val="en-US"/>
         </w:rPr>
         <w:t xml:space="preserve"> </w:t>
       </w:r>
-      <w:bookmarkStart w:id="5" w:name="exutility"/>
-      <w:bookmarkEnd w:id="5"/>
-    </w:p>
-    <w:p>
-      <w:pPr>
-        <w:rPr>
-          <w:rFonts w:ascii="Times New Roman" w:hAnsi="Times New Roman" w:cs="Times New Roman"/>
-          <w:sz w:val="28"/>
-          <w:szCs w:val="28"/>
-        </w:rPr>
-      </w:pPr>
-    </w:p>
-    <w:p>
-      <w:pPr>
-        <w:rPr>
-          <w:rFonts w:ascii="Times New Roman" w:hAnsi="Times New Roman" w:cs="Times New Roman"/>
-          <w:sz w:val="28"/>
-          <w:szCs w:val="28"/>
-        </w:rPr>
-      </w:pPr>
-    </w:p>
-    <w:p>
-      <w:pPr>
-        <w:rPr>
-          <w:rFonts w:ascii="Times New Roman" w:hAnsi="Times New Roman" w:cs="Times New Roman"/>
-          <w:sz w:val="28"/>
-          <w:szCs w:val="28"/>
-        </w:rPr>
-      </w:pPr>
+      <w:bookmarkStart w:id="7" w:name="exutility"/>
+      <w:bookmarkEnd w:id="7"/>
+    </w:p>
+    <w:p>
+      <w:pPr>
+        <w:rPr>
+          <w:rFonts w:ascii="Times New Roman" w:hAnsi="Times New Roman" w:cs="Times New Roman"/>
+          <w:sz w:val="28"/>
+          <w:szCs w:val="28"/>
+          <w:lang w:val="en-US"/>
+        </w:rPr>
+      </w:pPr>
+      <w:r>
+        <w:rPr>
+          <w:rFonts w:ascii="Times New Roman" w:hAnsi="Times New Roman" w:cs="Times New Roman"/>
+          <w:sz w:val="28"/>
+          <w:szCs w:val="28"/>
+          <w:lang w:val="en-US"/>
+        </w:rPr>
+        <w:t xml:space="preserve">               </w:t>
+      </w:r>
+      <w:bookmarkStart w:id="8" w:name="exutility_1"/>
+      <w:bookmarkEnd w:id="8"/>
+    </w:p>
+    <w:p>
+      <w:pPr>
+        <w:rPr>
+          <w:rFonts w:ascii="Times New Roman" w:hAnsi="Times New Roman" w:cs="Times New Roman"/>
+          <w:b/>
+          <w:bCs/>
+          <w:sz w:val="28"/>
+          <w:szCs w:val="28"/>
+          <w:lang w:val="en-US"/>
+        </w:rPr>
+      </w:pPr>
+      <w:r>
+        <w:rPr>
+          <w:rFonts w:ascii="Times New Roman" w:hAnsi="Times New Roman" w:cs="Times New Roman"/>
+          <w:b/>
+          <w:bCs/>
+          <w:sz w:val="28"/>
+          <w:szCs w:val="28"/>
+          <w:lang w:val="en-US"/>
+        </w:rPr>
+        <w:t xml:space="preserve">5. </w:t>
+      </w:r>
+      <w:r>
+        <w:rPr>
+          <w:rFonts w:ascii="Times New Roman" w:hAnsi="Times New Roman" w:cs="Times New Roman"/>
+          <w:b/>
+          <w:bCs/>
+          <w:sz w:val="28"/>
+          <w:szCs w:val="28"/>
+          <w:lang w:val="en-US"/>
+        </w:rPr>
+        <w:t>Example Plugin</w:t>
+      </w:r>
+    </w:p>
+    <w:p>
+      <w:pPr>
+        <w:rPr>
+          <w:rFonts w:ascii="Times New Roman" w:hAnsi="Times New Roman" w:cs="Times New Roman"/>
+          <w:sz w:val="28"/>
+          <w:szCs w:val="28"/>
+          <w:lang w:val="en-US"/>
+        </w:rPr>
+      </w:pPr>
+      <w:r>
+        <w:rPr>
+          <w:rFonts w:ascii="Times New Roman" w:hAnsi="Times New Roman" w:cs="Times New Roman"/>
+          <w:sz w:val="28"/>
+          <w:szCs w:val="28"/>
+        </w:rPr>
+        <w:t>Скрипт</w:t>
+      </w:r>
+      <w:r>
+        <w:rPr>
+          <w:rFonts w:ascii="Times New Roman" w:hAnsi="Times New Roman" w:cs="Times New Roman"/>
+          <w:sz w:val="28"/>
+          <w:szCs w:val="28"/>
+          <w:lang w:val="en-US"/>
+        </w:rPr>
+        <w:t>: 06_01_</w:t>
+      </w:r>
+      <w:r>
+        <w:rPr>
+          <w:rFonts w:ascii="Times New Roman" w:hAnsi="Times New Roman" w:cs="Times New Roman"/>
+          <w:sz w:val="28"/>
+          <w:szCs w:val="28"/>
+          <w:lang w:val="en-US"/>
+        </w:rPr>
+        <w:t>Example_plugin</w:t>
+      </w:r>
+    </w:p>
+    <w:p>
+      <w:pPr>
+        <w:rPr>
+          <w:rFonts w:ascii="Times New Roman" w:hAnsi="Times New Roman" w:cs="Times New Roman"/>
+          <w:sz w:val="28"/>
+          <w:szCs w:val="28"/>
+          <w:lang w:val="en-US"/>
+        </w:rPr>
+      </w:pPr>
+      <w:r>
+        <w:rPr>
+          <w:rFonts w:ascii="Times New Roman" w:hAnsi="Times New Roman" w:cs="Times New Roman"/>
+          <w:sz w:val="28"/>
+          <w:szCs w:val="28"/>
+        </w:rPr>
+        <w:t>Данные</w:t>
+      </w:r>
+      <w:r>
+        <w:rPr>
+          <w:rFonts w:ascii="Times New Roman" w:hAnsi="Times New Roman" w:cs="Times New Roman"/>
+          <w:sz w:val="28"/>
+          <w:szCs w:val="28"/>
+          <w:lang w:val="en-US"/>
+        </w:rPr>
+        <w:t xml:space="preserve">: </w:t>
+      </w:r>
+    </w:p>
+    <w:p>
+      <w:pPr>
+        <w:rPr>
+          <w:rFonts w:ascii="Times New Roman" w:hAnsi="Times New Roman" w:cs="Times New Roman"/>
+          <w:sz w:val="28"/>
+          <w:szCs w:val="28"/>
+          <w:lang w:val="en-US"/>
+        </w:rPr>
+      </w:pPr>
+      <w:r>
+        <w:rPr>
+          <w:rFonts w:ascii="Times New Roman" w:hAnsi="Times New Roman" w:cs="Times New Roman"/>
+          <w:sz w:val="28"/>
+          <w:szCs w:val="28"/>
+          <w:lang w:val="en-US"/>
+        </w:rPr>
+        <w:tab/>
+        <w:t xml:space="preserve">    String: </w:t>
+      </w:r>
+      <w:bookmarkStart w:id="9" w:name="explugin"/>
+      <w:bookmarkEnd w:id="9"/>
+    </w:p>
+    <w:p>
+      <w:pPr>
+        <w:rPr>
+          <w:rFonts w:ascii="Times New Roman" w:hAnsi="Times New Roman" w:cs="Times New Roman"/>
+          <w:sz w:val="28"/>
+          <w:szCs w:val="28"/>
+          <w:lang w:val="en-US"/>
+        </w:rPr>
+      </w:pPr>
+      <w:r>
+        <w:rPr>
+          <w:rFonts w:ascii="Times New Roman" w:hAnsi="Times New Roman" w:cs="Times New Roman"/>
+          <w:sz w:val="28"/>
+          <w:szCs w:val="28"/>
+          <w:lang w:val="en-US"/>
+        </w:rPr>
+        <w:t xml:space="preserve">              Sum: </w:t>
+      </w:r>
+      <w:bookmarkStart w:id="10" w:name="explugin_1"/>
+      <w:bookmarkEnd w:id="10"/>
+    </w:p>
+    <w:p>
+      <w:pPr>
+        <w:rPr>
+          <w:rFonts w:ascii="Times New Roman" w:hAnsi="Times New Roman" w:cs="Times New Roman"/>
+          <w:sz w:val="28"/>
+          <w:szCs w:val="28"/>
+          <w:lang w:val="en-US"/>
+        </w:rPr>
+      </w:pPr>
+      <w:r>
+        <w:rPr>
+          <w:rFonts w:ascii="Times New Roman" w:hAnsi="Times New Roman" w:cs="Times New Roman"/>
+          <w:sz w:val="28"/>
+          <w:szCs w:val="28"/>
+          <w:lang w:val="en-US"/>
+        </w:rPr>
+        <w:t xml:space="preserve">             </w:t>
+      </w:r>
+      <w:bookmarkStart w:id="11" w:name="explugin_3"/>
+      <w:bookmarkEnd w:id="11"/>
     </w:p>
     <w:sectPr>
       <w:headerReference w:type="default" r:id="rId7"/>

--- a/MokoWordExample.docx
+++ b/MokoWordExample.docx
@@ -622,15 +622,13 @@
           <w:rFonts w:ascii="Times New Roman" w:hAnsi="Times New Roman" w:cs="Times New Roman"/>
           <w:sz w:val="28"/>
           <w:szCs w:val="28"/>
-          <w:lang w:val="en-US"/>
-        </w:rPr>
-      </w:pPr>
-      <w:r>
-        <w:rPr>
-          <w:rFonts w:ascii="Times New Roman" w:hAnsi="Times New Roman" w:cs="Times New Roman"/>
-          <w:sz w:val="28"/>
-          <w:szCs w:val="28"/>
-          <w:lang w:val="en-US"/>
+        </w:rPr>
+      </w:pPr>
+      <w:r>
+        <w:rPr>
+          <w:rFonts w:ascii="Times New Roman" w:hAnsi="Times New Roman" w:cs="Times New Roman"/>
+          <w:sz w:val="28"/>
+          <w:szCs w:val="28"/>
         </w:rPr>
         <w:t xml:space="preserve">         </w:t>
       </w:r>
@@ -648,7 +646,6 @@
           <w:rFonts w:ascii="Times New Roman" w:hAnsi="Times New Roman" w:cs="Times New Roman"/>
           <w:sz w:val="28"/>
           <w:szCs w:val="28"/>
-          <w:lang w:val="en-US"/>
         </w:rPr>
         <w:t xml:space="preserve"> №4. </w:t>
       </w:r>
@@ -665,7 +662,6 @@
           <w:rFonts w:ascii="Times New Roman" w:hAnsi="Times New Roman" w:cs="Times New Roman"/>
           <w:sz w:val="28"/>
           <w:szCs w:val="28"/>
-          <w:lang w:val="en-US"/>
         </w:rPr>
         <w:t xml:space="preserve"> </w:t>
       </w:r>
@@ -682,7 +678,6 @@
           <w:rFonts w:ascii="Times New Roman" w:hAnsi="Times New Roman" w:cs="Times New Roman"/>
           <w:sz w:val="28"/>
           <w:szCs w:val="28"/>
-          <w:lang w:val="en-US"/>
         </w:rPr>
         <w:t xml:space="preserve">: </w:t>
       </w:r>
@@ -704,7 +699,6 @@
           <w:rFonts w:ascii="Times New Roman" w:hAnsi="Times New Roman" w:cs="Times New Roman"/>
           <w:sz w:val="28"/>
           <w:szCs w:val="28"/>
-          <w:lang w:val="en-US"/>
         </w:rPr>
         <w:t xml:space="preserve">         </w:t>
       </w:r>
@@ -1220,6 +1214,37 @@
       </w:r>
       <w:bookmarkStart w:id="11" w:name="explugin_3"/>
       <w:bookmarkEnd w:id="11"/>
+    </w:p>
+    <w:p>
+      <w:pPr>
+        <w:rPr>
+          <w:rFonts w:ascii="Times New Roman" w:hAnsi="Times New Roman" w:cs="Times New Roman"/>
+          <w:sz w:val="28"/>
+          <w:szCs w:val="28"/>
+          <w:lang w:val="en-US"/>
+        </w:rPr>
+      </w:pPr>
+    </w:p>
+    <w:p>
+      <w:pPr>
+        <w:rPr>
+          <w:rFonts w:ascii="Times New Roman" w:hAnsi="Times New Roman" w:cs="Times New Roman"/>
+          <w:sz w:val="28"/>
+          <w:szCs w:val="28"/>
+          <w:lang w:val="en-US"/>
+        </w:rPr>
+      </w:pPr>
+      <w:r>
+        <w:rPr>
+          <w:rFonts w:ascii="Times New Roman" w:hAnsi="Times New Roman" w:cs="Times New Roman"/>
+          <w:sz w:val="28"/>
+          <w:szCs w:val="28"/>
+          <w:lang w:val="en-US"/>
+        </w:rPr>
+        <w:t xml:space="preserve">Screenshot: </w:t>
+      </w:r>
+      <w:bookmarkStart w:id="12" w:name="explugin_2"/>
+      <w:bookmarkEnd w:id="12"/>
     </w:p>
     <w:sectPr>
       <w:headerReference w:type="default" r:id="rId7"/>

--- a/MokoWordExample.docx
+++ b/MokoWordExample.docx
@@ -411,23 +411,22 @@
       <w:pPr>
         <w:rPr>
           <w:rFonts w:ascii="Times New Roman" w:hAnsi="Times New Roman" w:cs="Times New Roman"/>
-          <w:sz w:val="28"/>
-          <w:szCs w:val="28"/>
-          <w:lang w:val="en-US"/>
-        </w:rPr>
-      </w:pPr>
-    </w:p>
-    <w:p>
-      <w:pPr>
-        <w:rPr>
-          <w:rFonts w:ascii="Times New Roman" w:hAnsi="Times New Roman" w:cs="Times New Roman"/>
-          <w:b/>
-          <w:bCs/>
-          <w:sz w:val="28"/>
-          <w:szCs w:val="28"/>
-          <w:lang w:val="en-US"/>
-        </w:rPr>
-      </w:pPr>
+          <w:b/>
+          <w:bCs/>
+          <w:sz w:val="28"/>
+          <w:szCs w:val="28"/>
+        </w:rPr>
+      </w:pPr>
+      <w:r>
+        <w:rPr>
+          <w:rFonts w:ascii="Times New Roman" w:hAnsi="Times New Roman" w:cs="Times New Roman"/>
+          <w:sz w:val="28"/>
+          <w:szCs w:val="28"/>
+        </w:rPr>
+        <w:t xml:space="preserve">               </w:t>
+      </w:r>
+      <w:bookmarkStart w:id="1" w:name="exstage_1"/>
+      <w:bookmarkEnd w:id="1"/>
     </w:p>
     <w:p>
       <w:pPr>
@@ -543,6 +542,7 @@
           <w:rFonts w:ascii="Times New Roman" w:hAnsi="Times New Roman" w:cs="Times New Roman"/>
           <w:sz w:val="28"/>
           <w:szCs w:val="28"/>
+          <w:lang w:val="en-US"/>
         </w:rPr>
       </w:pPr>
       <w:r>
@@ -585,6 +585,7 @@
           <w:rFonts w:ascii="Times New Roman" w:hAnsi="Times New Roman" w:cs="Times New Roman"/>
           <w:sz w:val="28"/>
           <w:szCs w:val="28"/>
+          <w:lang w:val="en-US"/>
         </w:rPr>
         <w:t xml:space="preserve"> </w:t>
       </w:r>
@@ -609,11 +610,12 @@
           <w:rFonts w:ascii="Times New Roman" w:hAnsi="Times New Roman" w:cs="Times New Roman"/>
           <w:sz w:val="28"/>
           <w:szCs w:val="28"/>
+          <w:lang w:val="en-US"/>
         </w:rPr>
         <w:t xml:space="preserve">: </w:t>
       </w:r>
-      <w:bookmarkStart w:id="1" w:name="exmessenger"/>
-      <w:bookmarkEnd w:id="1"/>
+      <w:bookmarkStart w:id="2" w:name="exmessenger"/>
+      <w:bookmarkEnd w:id="2"/>
     </w:p>
     <w:p>
       <w:pPr>
@@ -622,13 +624,15 @@
           <w:rFonts w:ascii="Times New Roman" w:hAnsi="Times New Roman" w:cs="Times New Roman"/>
           <w:sz w:val="28"/>
           <w:szCs w:val="28"/>
-        </w:rPr>
-      </w:pPr>
-      <w:r>
-        <w:rPr>
-          <w:rFonts w:ascii="Times New Roman" w:hAnsi="Times New Roman" w:cs="Times New Roman"/>
-          <w:sz w:val="28"/>
-          <w:szCs w:val="28"/>
+          <w:lang w:val="en-US"/>
+        </w:rPr>
+      </w:pPr>
+      <w:r>
+        <w:rPr>
+          <w:rFonts w:ascii="Times New Roman" w:hAnsi="Times New Roman" w:cs="Times New Roman"/>
+          <w:sz w:val="28"/>
+          <w:szCs w:val="28"/>
+          <w:lang w:val="en-US"/>
         </w:rPr>
         <w:t xml:space="preserve">         </w:t>
       </w:r>
@@ -646,6 +650,7 @@
           <w:rFonts w:ascii="Times New Roman" w:hAnsi="Times New Roman" w:cs="Times New Roman"/>
           <w:sz w:val="28"/>
           <w:szCs w:val="28"/>
+          <w:lang w:val="en-US"/>
         </w:rPr>
         <w:t xml:space="preserve"> №4. </w:t>
       </w:r>
@@ -662,6 +667,7 @@
           <w:rFonts w:ascii="Times New Roman" w:hAnsi="Times New Roman" w:cs="Times New Roman"/>
           <w:sz w:val="28"/>
           <w:szCs w:val="28"/>
+          <w:lang w:val="en-US"/>
         </w:rPr>
         <w:t xml:space="preserve"> </w:t>
       </w:r>
@@ -678,11 +684,12 @@
           <w:rFonts w:ascii="Times New Roman" w:hAnsi="Times New Roman" w:cs="Times New Roman"/>
           <w:sz w:val="28"/>
           <w:szCs w:val="28"/>
+          <w:lang w:val="en-US"/>
         </w:rPr>
         <w:t xml:space="preserve">: </w:t>
       </w:r>
-      <w:bookmarkStart w:id="2" w:name="exmessenger_1"/>
-      <w:bookmarkEnd w:id="2"/>
+      <w:bookmarkStart w:id="3" w:name="exmessenger_1"/>
+      <w:bookmarkEnd w:id="3"/>
     </w:p>
     <w:p>
       <w:pPr>
@@ -699,6 +706,7 @@
           <w:rFonts w:ascii="Times New Roman" w:hAnsi="Times New Roman" w:cs="Times New Roman"/>
           <w:sz w:val="28"/>
           <w:szCs w:val="28"/>
+          <w:lang w:val="en-US"/>
         </w:rPr>
         <w:t xml:space="preserve">         </w:t>
       </w:r>
@@ -729,8 +737,8 @@
         </w:rPr>
         <w:t xml:space="preserve">True or False: </w:t>
       </w:r>
-      <w:bookmarkStart w:id="3" w:name="exmessenger_2"/>
-      <w:bookmarkEnd w:id="3"/>
+      <w:bookmarkStart w:id="4" w:name="exmessenger_2"/>
+      <w:bookmarkEnd w:id="4"/>
     </w:p>
     <w:p>
       <w:pPr>
@@ -752,8 +760,8 @@
         </w:rPr>
         <w:t xml:space="preserve">              </w:t>
       </w:r>
-      <w:bookmarkStart w:id="4" w:name="exmessenger_3"/>
-      <w:bookmarkEnd w:id="4"/>
+      <w:bookmarkStart w:id="5" w:name="exmessenger_3"/>
+      <w:bookmarkEnd w:id="5"/>
     </w:p>
     <w:p>
       <w:pPr>
@@ -871,8 +879,8 @@
         </w:rPr>
         <w:t xml:space="preserve"> </w:t>
       </w:r>
-      <w:bookmarkStart w:id="5" w:name="exdriver"/>
-      <w:bookmarkEnd w:id="5"/>
+      <w:bookmarkStart w:id="6" w:name="exdriver"/>
+      <w:bookmarkEnd w:id="6"/>
     </w:p>
     <w:p>
       <w:pPr>
@@ -901,18 +909,8 @@
         </w:rPr>
         <w:t xml:space="preserve"> </w:t>
       </w:r>
-      <w:bookmarkStart w:id="6" w:name="exdriver_1"/>
-      <w:bookmarkEnd w:id="6"/>
-    </w:p>
-    <w:p>
-      <w:pPr>
-        <w:rPr>
-          <w:rFonts w:ascii="Times New Roman" w:hAnsi="Times New Roman" w:cs="Times New Roman"/>
-          <w:sz w:val="28"/>
-          <w:szCs w:val="28"/>
-          <w:lang w:val="en-US"/>
-        </w:rPr>
-      </w:pPr>
+      <w:bookmarkStart w:id="7" w:name="exdriver_1"/>
+      <w:bookmarkEnd w:id="7"/>
     </w:p>
     <w:p>
       <w:pPr>
@@ -1030,8 +1028,8 @@
         </w:rPr>
         <w:t xml:space="preserve"> </w:t>
       </w:r>
-      <w:bookmarkStart w:id="7" w:name="exutility"/>
-      <w:bookmarkEnd w:id="7"/>
+      <w:bookmarkStart w:id="8" w:name="exutility"/>
+      <w:bookmarkEnd w:id="8"/>
     </w:p>
     <w:p>
       <w:pPr>
@@ -1051,8 +1049,8 @@
         </w:rPr>
         <w:t xml:space="preserve">               </w:t>
       </w:r>
-      <w:bookmarkStart w:id="8" w:name="exutility_1"/>
-      <w:bookmarkEnd w:id="8"/>
+      <w:bookmarkStart w:id="9" w:name="exutility_1"/>
+      <w:bookmarkEnd w:id="9"/>
     </w:p>
     <w:p>
       <w:pPr>
@@ -1170,8 +1168,8 @@
         <w:tab/>
         <w:t xml:space="preserve">    String: </w:t>
       </w:r>
-      <w:bookmarkStart w:id="9" w:name="explugin"/>
-      <w:bookmarkEnd w:id="9"/>
+      <w:bookmarkStart w:id="10" w:name="explugin"/>
+      <w:bookmarkEnd w:id="10"/>
     </w:p>
     <w:p>
       <w:pPr>
@@ -1191,8 +1189,8 @@
         </w:rPr>
         <w:t xml:space="preserve">              Sum: </w:t>
       </w:r>
-      <w:bookmarkStart w:id="10" w:name="explugin_1"/>
-      <w:bookmarkEnd w:id="10"/>
+      <w:bookmarkStart w:id="11" w:name="explugin_1"/>
+      <w:bookmarkEnd w:id="11"/>
     </w:p>
     <w:p>
       <w:pPr>
@@ -1212,28 +1210,129 @@
         </w:rPr>
         <w:t xml:space="preserve">             </w:t>
       </w:r>
-      <w:bookmarkStart w:id="11" w:name="explugin_3"/>
-      <w:bookmarkEnd w:id="11"/>
-    </w:p>
-    <w:p>
-      <w:pPr>
-        <w:rPr>
-          <w:rFonts w:ascii="Times New Roman" w:hAnsi="Times New Roman" w:cs="Times New Roman"/>
-          <w:sz w:val="28"/>
-          <w:szCs w:val="28"/>
-          <w:lang w:val="en-US"/>
-        </w:rPr>
-      </w:pPr>
-    </w:p>
-    <w:p>
-      <w:pPr>
-        <w:rPr>
-          <w:rFonts w:ascii="Times New Roman" w:hAnsi="Times New Roman" w:cs="Times New Roman"/>
-          <w:sz w:val="28"/>
-          <w:szCs w:val="28"/>
-          <w:lang w:val="en-US"/>
-        </w:rPr>
-      </w:pPr>
+      <w:bookmarkStart w:id="12" w:name="explugin_3"/>
+      <w:bookmarkEnd w:id="12"/>
+    </w:p>
+    <w:p>
+      <w:pPr>
+        <w:rPr>
+          <w:rFonts w:ascii="Times New Roman" w:hAnsi="Times New Roman" w:cs="Times New Roman"/>
+          <w:sz w:val="28"/>
+          <w:szCs w:val="28"/>
+          <w:lang w:val="en-US"/>
+        </w:rPr>
+      </w:pPr>
+    </w:p>
+    <w:p>
+      <w:pPr>
+        <w:rPr>
+          <w:rFonts w:ascii="Times New Roman" w:hAnsi="Times New Roman" w:cs="Times New Roman"/>
+          <w:sz w:val="28"/>
+          <w:szCs w:val="28"/>
+          <w:lang w:val="en-US"/>
+        </w:rPr>
+      </w:pPr>
+    </w:p>
+    <w:p>
+      <w:pPr>
+        <w:rPr>
+          <w:rFonts w:ascii="Times New Roman" w:hAnsi="Times New Roman" w:cs="Times New Roman"/>
+          <w:sz w:val="28"/>
+          <w:szCs w:val="28"/>
+          <w:lang w:val="en-US"/>
+        </w:rPr>
+      </w:pPr>
+    </w:p>
+    <w:p>
+      <w:pPr>
+        <w:rPr>
+          <w:rFonts w:ascii="Times New Roman" w:hAnsi="Times New Roman" w:cs="Times New Roman"/>
+          <w:sz w:val="28"/>
+          <w:szCs w:val="28"/>
+          <w:lang w:val="en-US"/>
+        </w:rPr>
+      </w:pPr>
+      <w:r>
+        <w:rPr>
+          <w:rFonts w:ascii="Times New Roman" w:hAnsi="Times New Roman" w:cs="Times New Roman"/>
+          <w:noProof/>
+          <w:sz w:val="28"/>
+          <w:szCs w:val="28"/>
+          <w:lang w:val="en-US"/>
+        </w:rPr>
+        <mc:AlternateContent>
+          <mc:Choice Requires="wps">
+            <w:drawing>
+              <wp:anchor distT="0" distB="0" distL="114300" distR="114300" simplePos="0" relativeHeight="251659264" behindDoc="0" locked="0" layoutInCell="1" allowOverlap="1" wp14:anchorId="6CEBDA19" wp14:editId="79F0DE9E">
+                <wp:simplePos x="0" y="0"/>
+                <wp:positionH relativeFrom="margin">
+                  <wp:align>left</wp:align>
+                </wp:positionH>
+                <wp:positionV relativeFrom="paragraph">
+                  <wp:posOffset>287654</wp:posOffset>
+                </wp:positionV>
+                <wp:extent cx="4762500" cy="4048125"/>
+                <wp:effectExtent l="0" t="0" r="19050" b="28575"/>
+                <wp:wrapNone/>
+                <wp:docPr id="3" name="Прямоугольник 3"/>
+                <wp:cNvGraphicFramePr/>
+                <a:graphic xmlns:a="http://schemas.openxmlformats.org/drawingml/2006/main">
+                  <a:graphicData uri="http://schemas.microsoft.com/office/word/2010/wordprocessingShape">
+                    <wps:wsp>
+                      <wps:cNvSpPr/>
+                      <wps:spPr>
+                        <a:xfrm>
+                          <a:off x="0" y="0"/>
+                          <a:ext cx="4762500" cy="4048125"/>
+                        </a:xfrm>
+                        <a:prstGeom prst="rect">
+                          <a:avLst/>
+                        </a:prstGeom>
+                        <a:noFill/>
+                      </wps:spPr>
+                      <wps:style>
+                        <a:lnRef idx="2">
+                          <a:schemeClr val="accent1">
+                            <a:shade val="50000"/>
+                          </a:schemeClr>
+                        </a:lnRef>
+                        <a:fillRef idx="1">
+                          <a:schemeClr val="accent1"/>
+                        </a:fillRef>
+                        <a:effectRef idx="0">
+                          <a:schemeClr val="accent1"/>
+                        </a:effectRef>
+                        <a:fontRef idx="minor">
+                          <a:schemeClr val="lt1"/>
+                        </a:fontRef>
+                      </wps:style>
+                      <wps:bodyPr rot="0" spcFirstLastPara="0" vertOverflow="overflow" horzOverflow="overflow" vert="horz" wrap="square" lIns="91440" tIns="45720" rIns="91440" bIns="45720" numCol="1" spcCol="0" rtlCol="0" fromWordArt="0" anchor="ctr" anchorCtr="0" forceAA="0" compatLnSpc="1">
+                        <a:prstTxWarp prst="textNoShape">
+                          <a:avLst/>
+                        </a:prstTxWarp>
+                        <a:noAutofit/>
+                      </wps:bodyPr>
+                    </wps:wsp>
+                  </a:graphicData>
+                </a:graphic>
+                <wp14:sizeRelH relativeFrom="margin">
+                  <wp14:pctWidth>0</wp14:pctWidth>
+                </wp14:sizeRelH>
+                <wp14:sizeRelV relativeFrom="margin">
+                  <wp14:pctHeight>0</wp14:pctHeight>
+                </wp14:sizeRelV>
+              </wp:anchor>
+            </w:drawing>
+          </mc:Choice>
+          <mc:Fallback>
+            <w:pict>
+              <v:rect w14:anchorId="1EA3274D" id="Прямоугольник 3" o:spid="_x0000_s1026" style="position:absolute;margin-left:0;margin-top:22.65pt;width:375pt;height:318.75pt;z-index:251659264;visibility:visible;mso-wrap-style:square;mso-width-percent:0;mso-height-percent:0;mso-wrap-distance-left:9pt;mso-wrap-distance-top:0;mso-wrap-distance-right:9pt;mso-wrap-distance-bottom:0;mso-position-horizontal:left;mso-position-horizontal-relative:margin;mso-position-vertical:absolute;mso-position-vertical-relative:text;mso-width-percent:0;mso-height-percent:0;mso-width-relative:margin;mso-height-relative:margin;v-text-anchor:middle" o:gfxdata="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" filled="f" strokecolor="#1f3763 [1604]" strokeweight="1pt">
+                <w10:wrap anchorx="margin"/>
+              </v:rect>
+            </w:pict>
+          </mc:Fallback>
+        </mc:AlternateContent>
+      </w:r>
       <w:r>
         <w:rPr>
           <w:rFonts w:ascii="Times New Roman" w:hAnsi="Times New Roman" w:cs="Times New Roman"/>
@@ -1243,8 +1342,46 @@
         </w:rPr>
         <w:t xml:space="preserve">Screenshot: </w:t>
       </w:r>
-      <w:bookmarkStart w:id="12" w:name="explugin_2"/>
-      <w:bookmarkEnd w:id="12"/>
+    </w:p>
+    <w:p>
+      <w:pPr>
+        <w:rPr>
+          <w:rFonts w:ascii="Times New Roman" w:hAnsi="Times New Roman" w:cs="Times New Roman"/>
+          <w:sz w:val="28"/>
+          <w:szCs w:val="28"/>
+          <w:lang w:val="en-US"/>
+        </w:rPr>
+      </w:pPr>
+      <w:r>
+        <w:rPr>
+          <w:rFonts w:ascii="Times New Roman" w:hAnsi="Times New Roman" w:cs="Times New Roman"/>
+          <w:sz w:val="28"/>
+          <w:szCs w:val="28"/>
+          <w:lang w:val="en-US"/>
+        </w:rPr>
+        <w:t xml:space="preserve"> </w:t>
+      </w:r>
+      <w:bookmarkStart w:id="13" w:name="explugin_2"/>
+      <w:bookmarkEnd w:id="13"/>
+    </w:p>
+    <w:p>
+      <w:pPr>
+        <w:rPr>
+          <w:rFonts w:ascii="Times New Roman" w:hAnsi="Times New Roman" w:cs="Times New Roman"/>
+          <w:sz w:val="28"/>
+          <w:szCs w:val="28"/>
+          <w:lang w:val="en-US"/>
+        </w:rPr>
+      </w:pPr>
+      <w:r>
+        <w:rPr>
+          <w:rFonts w:ascii="Times New Roman" w:hAnsi="Times New Roman" w:cs="Times New Roman"/>
+          <w:sz w:val="28"/>
+          <w:szCs w:val="28"/>
+          <w:lang w:val="en-US"/>
+        </w:rPr>
+        <w:t xml:space="preserve">  </w:t>
+      </w:r>
     </w:p>
     <w:sectPr>
       <w:headerReference w:type="default" r:id="rId7"/>

--- a/MokoWordExample.docx
+++ b/MokoWordExample.docx
@@ -276,6 +276,8 @@
           <w:lang w:val="en-US"/>
         </w:rPr>
       </w:pPr>
+      <w:bookmarkStart w:id="0" w:name="language"/>
+      <w:bookmarkEnd w:id="0"/>
     </w:p>
     <w:p>
       <w:pPr>
@@ -404,29 +406,31 @@
         </w:rPr>
         <w:t xml:space="preserve"> </w:t>
       </w:r>
-      <w:bookmarkStart w:id="0" w:name="exstage"/>
-      <w:bookmarkEnd w:id="0"/>
-    </w:p>
-    <w:p>
-      <w:pPr>
-        <w:rPr>
-          <w:rFonts w:ascii="Times New Roman" w:hAnsi="Times New Roman" w:cs="Times New Roman"/>
-          <w:b/>
-          <w:bCs/>
-          <w:sz w:val="28"/>
-          <w:szCs w:val="28"/>
-        </w:rPr>
-      </w:pPr>
-      <w:r>
-        <w:rPr>
-          <w:rFonts w:ascii="Times New Roman" w:hAnsi="Times New Roman" w:cs="Times New Roman"/>
-          <w:sz w:val="28"/>
-          <w:szCs w:val="28"/>
+      <w:bookmarkStart w:id="1" w:name="exstage"/>
+      <w:bookmarkEnd w:id="1"/>
+    </w:p>
+    <w:p>
+      <w:pPr>
+        <w:rPr>
+          <w:rFonts w:ascii="Times New Roman" w:hAnsi="Times New Roman" w:cs="Times New Roman"/>
+          <w:b/>
+          <w:bCs/>
+          <w:sz w:val="28"/>
+          <w:szCs w:val="28"/>
+          <w:lang w:val="en-US"/>
+        </w:rPr>
+      </w:pPr>
+      <w:r>
+        <w:rPr>
+          <w:rFonts w:ascii="Times New Roman" w:hAnsi="Times New Roman" w:cs="Times New Roman"/>
+          <w:sz w:val="28"/>
+          <w:szCs w:val="28"/>
+          <w:lang w:val="en-US"/>
         </w:rPr>
         <w:t xml:space="preserve">               </w:t>
       </w:r>
-      <w:bookmarkStart w:id="1" w:name="exstage_1"/>
-      <w:bookmarkEnd w:id="1"/>
+      <w:bookmarkStart w:id="2" w:name="exstage_1"/>
+      <w:bookmarkEnd w:id="2"/>
     </w:p>
     <w:p>
       <w:pPr>
@@ -542,7 +546,6 @@
           <w:rFonts w:ascii="Times New Roman" w:hAnsi="Times New Roman" w:cs="Times New Roman"/>
           <w:sz w:val="28"/>
           <w:szCs w:val="28"/>
-          <w:lang w:val="en-US"/>
         </w:rPr>
       </w:pPr>
       <w:r>
@@ -585,7 +588,6 @@
           <w:rFonts w:ascii="Times New Roman" w:hAnsi="Times New Roman" w:cs="Times New Roman"/>
           <w:sz w:val="28"/>
           <w:szCs w:val="28"/>
-          <w:lang w:val="en-US"/>
         </w:rPr>
         <w:t xml:space="preserve"> </w:t>
       </w:r>
@@ -610,12 +612,11 @@
           <w:rFonts w:ascii="Times New Roman" w:hAnsi="Times New Roman" w:cs="Times New Roman"/>
           <w:sz w:val="28"/>
           <w:szCs w:val="28"/>
-          <w:lang w:val="en-US"/>
         </w:rPr>
         <w:t xml:space="preserve">: </w:t>
       </w:r>
-      <w:bookmarkStart w:id="2" w:name="exmessenger"/>
-      <w:bookmarkEnd w:id="2"/>
+      <w:bookmarkStart w:id="3" w:name="exmessenger"/>
+      <w:bookmarkEnd w:id="3"/>
     </w:p>
     <w:p>
       <w:pPr>
@@ -624,15 +625,13 @@
           <w:rFonts w:ascii="Times New Roman" w:hAnsi="Times New Roman" w:cs="Times New Roman"/>
           <w:sz w:val="28"/>
           <w:szCs w:val="28"/>
-          <w:lang w:val="en-US"/>
-        </w:rPr>
-      </w:pPr>
-      <w:r>
-        <w:rPr>
-          <w:rFonts w:ascii="Times New Roman" w:hAnsi="Times New Roman" w:cs="Times New Roman"/>
-          <w:sz w:val="28"/>
-          <w:szCs w:val="28"/>
-          <w:lang w:val="en-US"/>
+        </w:rPr>
+      </w:pPr>
+      <w:r>
+        <w:rPr>
+          <w:rFonts w:ascii="Times New Roman" w:hAnsi="Times New Roman" w:cs="Times New Roman"/>
+          <w:sz w:val="28"/>
+          <w:szCs w:val="28"/>
         </w:rPr>
         <w:t xml:space="preserve">         </w:t>
       </w:r>
@@ -650,7 +649,6 @@
           <w:rFonts w:ascii="Times New Roman" w:hAnsi="Times New Roman" w:cs="Times New Roman"/>
           <w:sz w:val="28"/>
           <w:szCs w:val="28"/>
-          <w:lang w:val="en-US"/>
         </w:rPr>
         <w:t xml:space="preserve"> №4. </w:t>
       </w:r>
@@ -667,7 +665,6 @@
           <w:rFonts w:ascii="Times New Roman" w:hAnsi="Times New Roman" w:cs="Times New Roman"/>
           <w:sz w:val="28"/>
           <w:szCs w:val="28"/>
-          <w:lang w:val="en-US"/>
         </w:rPr>
         <w:t xml:space="preserve"> </w:t>
       </w:r>
@@ -684,12 +681,11 @@
           <w:rFonts w:ascii="Times New Roman" w:hAnsi="Times New Roman" w:cs="Times New Roman"/>
           <w:sz w:val="28"/>
           <w:szCs w:val="28"/>
-          <w:lang w:val="en-US"/>
         </w:rPr>
         <w:t xml:space="preserve">: </w:t>
       </w:r>
-      <w:bookmarkStart w:id="3" w:name="exmessenger_1"/>
-      <w:bookmarkEnd w:id="3"/>
+      <w:bookmarkStart w:id="4" w:name="exmessenger_1"/>
+      <w:bookmarkEnd w:id="4"/>
     </w:p>
     <w:p>
       <w:pPr>
@@ -706,7 +702,6 @@
           <w:rFonts w:ascii="Times New Roman" w:hAnsi="Times New Roman" w:cs="Times New Roman"/>
           <w:sz w:val="28"/>
           <w:szCs w:val="28"/>
-          <w:lang w:val="en-US"/>
         </w:rPr>
         <w:t xml:space="preserve">         </w:t>
       </w:r>
@@ -737,8 +732,8 @@
         </w:rPr>
         <w:t xml:space="preserve">True or False: </w:t>
       </w:r>
-      <w:bookmarkStart w:id="4" w:name="exmessenger_2"/>
-      <w:bookmarkEnd w:id="4"/>
+      <w:bookmarkStart w:id="5" w:name="exmessenger_2"/>
+      <w:bookmarkEnd w:id="5"/>
     </w:p>
     <w:p>
       <w:pPr>
@@ -760,8 +755,8 @@
         </w:rPr>
         <w:t xml:space="preserve">              </w:t>
       </w:r>
-      <w:bookmarkStart w:id="5" w:name="exmessenger_3"/>
-      <w:bookmarkEnd w:id="5"/>
+      <w:bookmarkStart w:id="6" w:name="exmessenger_3"/>
+      <w:bookmarkEnd w:id="6"/>
     </w:p>
     <w:p>
       <w:pPr>
@@ -879,8 +874,8 @@
         </w:rPr>
         <w:t xml:space="preserve"> </w:t>
       </w:r>
-      <w:bookmarkStart w:id="6" w:name="exdriver"/>
-      <w:bookmarkEnd w:id="6"/>
+      <w:bookmarkStart w:id="7" w:name="exdriver"/>
+      <w:bookmarkEnd w:id="7"/>
     </w:p>
     <w:p>
       <w:pPr>
@@ -909,8 +904,8 @@
         </w:rPr>
         <w:t xml:space="preserve"> </w:t>
       </w:r>
-      <w:bookmarkStart w:id="7" w:name="exdriver_1"/>
-      <w:bookmarkEnd w:id="7"/>
+      <w:bookmarkStart w:id="8" w:name="exdriver_1"/>
+      <w:bookmarkEnd w:id="8"/>
     </w:p>
     <w:p>
       <w:pPr>
@@ -1028,8 +1023,8 @@
         </w:rPr>
         <w:t xml:space="preserve"> </w:t>
       </w:r>
-      <w:bookmarkStart w:id="8" w:name="exutility"/>
-      <w:bookmarkEnd w:id="8"/>
+      <w:bookmarkStart w:id="9" w:name="exutility"/>
+      <w:bookmarkEnd w:id="9"/>
     </w:p>
     <w:p>
       <w:pPr>
@@ -1049,8 +1044,8 @@
         </w:rPr>
         <w:t xml:space="preserve">               </w:t>
       </w:r>
-      <w:bookmarkStart w:id="9" w:name="exutility_1"/>
-      <w:bookmarkEnd w:id="9"/>
+      <w:bookmarkStart w:id="10" w:name="exutility_1"/>
+      <w:bookmarkEnd w:id="10"/>
     </w:p>
     <w:p>
       <w:pPr>
@@ -1168,8 +1163,8 @@
         <w:tab/>
         <w:t xml:space="preserve">    String: </w:t>
       </w:r>
-      <w:bookmarkStart w:id="10" w:name="explugin"/>
-      <w:bookmarkEnd w:id="10"/>
+      <w:bookmarkStart w:id="11" w:name="explugin"/>
+      <w:bookmarkEnd w:id="11"/>
     </w:p>
     <w:p>
       <w:pPr>
@@ -1189,8 +1184,8 @@
         </w:rPr>
         <w:t xml:space="preserve">              Sum: </w:t>
       </w:r>
-      <w:bookmarkStart w:id="11" w:name="explugin_1"/>
-      <w:bookmarkEnd w:id="11"/>
+      <w:bookmarkStart w:id="12" w:name="explugin_1"/>
+      <w:bookmarkEnd w:id="12"/>
     </w:p>
     <w:p>
       <w:pPr>
@@ -1210,8 +1205,8 @@
         </w:rPr>
         <w:t xml:space="preserve">             </w:t>
       </w:r>
-      <w:bookmarkStart w:id="12" w:name="explugin_3"/>
-      <w:bookmarkEnd w:id="12"/>
+      <w:bookmarkStart w:id="13" w:name="explugin_3"/>
+      <w:bookmarkEnd w:id="13"/>
     </w:p>
     <w:p>
       <w:pPr>
@@ -1361,8 +1356,8 @@
         </w:rPr>
         <w:t xml:space="preserve"> </w:t>
       </w:r>
-      <w:bookmarkStart w:id="13" w:name="explugin_2"/>
-      <w:bookmarkEnd w:id="13"/>
+      <w:bookmarkStart w:id="14" w:name="explugin_2"/>
+      <w:bookmarkEnd w:id="14"/>
     </w:p>
     <w:p>
       <w:pPr>
